--- a/eu-gmp-rag/ausgabe/Teil I Kapitel 1 Pharmazeutisches Qualitätssystem.docx
+++ b/eu-gmp-rag/ausgabe/Teil I Kapitel 1 Pharmazeutisches Qualitätssystem.docx
@@ -16,31 +16,9 @@
       </w:r>
     </w:p>
     <w:p>
-      <w:r>
-        <w:t>Kapitel 1 Pharmazeutisches Qualitätssystem</w:t>
-      </w:r>
-    </w:p>
-    <w:p>
-      <w:r>
-        <w:t>Rechtsgrundlage zur Veröffentlichung des Leitfadens: Artikel 47 der Richtlinie 2001/83/EG zur Schaffung eines Gemeinschaftskodexes für Humanarzneimittel und Artikel 51 der Richtlinie 2001/82/EG zur Schaffung eines Gemeinschaftskodexes für Tierarzneimittel. Dieses Dokument bietet eine Anleitung für die Auslegung der Grundsätze und Leitlinien der Guten Herstellungspraxis (GMP) für Arzneimittel entsprechend der Richtlinie 2003/94/EG für Humanarzneimittel und der Richtlinie 91/412/EWG für Tierarzneimittel.</w:t>
-      </w:r>
-    </w:p>
-    <w:p>
-      <w:r>
-        <w:t>Status des Dokuments: Revision 3</w:t>
-      </w:r>
-    </w:p>
-    <w:p>
-      <w:r>
-        <w:t>Grund der Änderung: Die Ergänzungen des Textes in Kapitel 1 wurden zur Anpassung an die Konzepte und Terminologie in der dreiteiligen Leitlinie ICH Q10 zum Pharmazeutischen Qualitätssystem vorgenommen. Insofern wurde auch die Überschrift des Kapitels entsprechend angepasst.</w:t>
-      </w:r>
-    </w:p>
-    <w:p>
-      <w:r>
-        <w:t>Termin des Inkrafttretens: 31. Januar 2013</w:t>
-      </w:r>
-    </w:p>
-    <w:p>
+      <w:pPr>
+        <w:pStyle w:val="Heading2"/>
+      </w:pPr>
       <w:r>
         <w:t>Grundsätze</w:t>
       </w:r>
@@ -61,6 +39,9 @@
       </w:r>
     </w:p>
     <w:p>
+      <w:pPr>
+        <w:pStyle w:val="Heading2"/>
+      </w:pPr>
       <w:r>
         <w:t>Pharmazeutisches Qualitätssystem</w:t>
       </w:r>
@@ -186,6 +167,9 @@
       </w:r>
     </w:p>
     <w:p>
+      <w:pPr>
+        <w:pStyle w:val="Heading2"/>
+      </w:pPr>
       <w:r>
         <w:t>Gute Herstellungspraxis für Arzneimittel (GMP)</w:t>
       </w:r>
@@ -281,6 +265,9 @@
       </w:r>
     </w:p>
     <w:p>
+      <w:pPr>
+        <w:pStyle w:val="Heading2"/>
+      </w:pPr>
       <w:r>
         <w:t>Qualitätskontrolle</w:t>
       </w:r>
@@ -331,6 +318,9 @@
       </w:r>
     </w:p>
     <w:p>
+      <w:pPr>
+        <w:pStyle w:val="Heading2"/>
+      </w:pPr>
       <w:r>
         <w:t>Produktqualitätsüberprüfung</w:t>
       </w:r>
@@ -411,6 +401,9 @@
       </w:r>
     </w:p>
     <w:p>
+      <w:pPr>
+        <w:pStyle w:val="Heading2"/>
+      </w:pPr>
       <w:r>
         <w:t>Qualitäts-Risikomanagement</w:t>
       </w:r>
